--- a/output/resume-.docx
+++ b/output/resume-.docx
@@ -110,7 +110,7 @@
         <w:pStyle w:val="Compact"/>
       </w:pPr>
       <w:r>
-        <w:t xml:space="preserve">My github profile:</w:t>
+        <w:t xml:space="preserve">My GitHub profile and my personal website:</w:t>
       </w:r>
       <w:r>
         <w:t xml:space="preserve"> </w:t>
@@ -123,18 +123,6 @@
           <w:t xml:space="preserve">github.com/flagiu</w:t>
         </w:r>
       </w:hyperlink>
-    </w:p>
-    <w:p>
-      <w:pPr>
-        <w:numPr>
-          <w:ilvl w:val="0"/>
-          <w:numId w:val="1001"/>
-        </w:numPr>
-        <w:pStyle w:val="Compact"/>
-      </w:pPr>
-      <w:r>
-        <w:t xml:space="preserve">My website:</w:t>
-      </w:r>
       <w:r>
         <w:t xml:space="preserve"> </w:t>
       </w:r>
@@ -166,7 +154,7 @@
         <w:pStyle w:val="Compact"/>
       </w:pPr>
       <w:r>
-        <w:t xml:space="preserve">2022 - 2026: Ph.D. in Physics, XXXVIII ciclo, ottimo con lode (magna cum laude), Sapienza University of Rome.</w:t>
+        <w:t xml:space="preserve">2022 - 2026: Ph.D. in Physics, XXXVIII ciclo, ottimo con lode (maximum grade with honors), Sapienza University of Rome.</w:t>
       </w:r>
     </w:p>
     <w:p>
@@ -217,7 +205,7 @@
         <w:pStyle w:val="Compact"/>
       </w:pPr>
       <w:r>
-        <w:t xml:space="preserve">2020 - 2022: Master’s Degree in Physics, 110/110 e lode (magna cum laude), Sapienza University of Rome.</w:t>
+        <w:t xml:space="preserve">2020 - 2022: Master’s Degree in Physics, 110/110 e lode (maximum grade with honors), Sapienza University of Rome.</w:t>
       </w:r>
     </w:p>
     <w:p>
@@ -265,7 +253,7 @@
         <w:pStyle w:val="Compact"/>
       </w:pPr>
       <w:r>
-        <w:t xml:space="preserve">2017 - 2020: Bachelor’s Degree in Physics, 110/110 e lode (magna cum laude), Sapienza University of Rome</w:t>
+        <w:t xml:space="preserve">2017 - 2020: Bachelor’s Degree in Physics, 110/110 e lode (maximum grade with honors), Sapienza University of Rome</w:t>
       </w:r>
     </w:p>
     <w:p>
@@ -319,7 +307,7 @@
         <w:pStyle w:val="FirstParagraph"/>
       </w:pPr>
       <w:r>
-        <w:t xml:space="preserve">I have published 2 articles in international peer-reviewed scientific journals. I am first author of 1 of those publications, on the high-Impact Factor (IF) journal</w:t>
+        <w:t xml:space="preserve">I have published 2 articles in international peer-reviewed scientific journals. I am the first author of 1 of those publications, on the high-Impact Factor (IF) journal</w:t>
       </w:r>
       <w:r>
         <w:t xml:space="preserve"> </w:t>
@@ -691,7 +679,7 @@
         <w:t xml:space="preserve"> </w:t>
       </w:r>
       <w:r>
-        <w:t xml:space="preserve">(40 h, 6 credits) by Prof. A. Cavagna, 30/30 e lode (magna cum laude)</w:t>
+        <w:t xml:space="preserve">(40 h, 6 credits) by Dr. A. Cavagna, 30/30 e lode (maximum grade with honors)</w:t>
       </w:r>
     </w:p>
     <w:p>
@@ -715,7 +703,7 @@
         <w:t xml:space="preserve"> </w:t>
       </w:r>
       <w:r>
-        <w:t xml:space="preserve">(40 h, 6 credits) by Prof. J. Lorenzana and Dr. and Dr. P. Barone, 30/30 con lode (magna cum laude)</w:t>
+        <w:t xml:space="preserve">(40 h, 6 credits) by Prof. J. Lorenzana and Dr. P. Barone, 30/30 con lode (maximum grade with honors)</w:t>
       </w:r>
     </w:p>
     <w:p>
@@ -849,7 +837,7 @@
         <w:pStyle w:val="Compact"/>
       </w:pPr>
       <w:r>
-        <w:t xml:space="preserve">2025: 20k GPUh grant as Principal Investigator (P.I.) of the</w:t>
+        <w:t xml:space="preserve">2025: 20k GPUh grant as Principal Investigator (PI) of the</w:t>
       </w:r>
       <w:r>
         <w:t xml:space="preserve"> </w:t>
@@ -878,7 +866,7 @@
         <w:t xml:space="preserve"> </w:t>
       </w:r>
       <w:r>
-        <w:t xml:space="preserve">for the Leonardo supercomputer</w:t>
+        <w:t xml:space="preserve">for CINECA’s Leonardo supercomputer</w:t>
       </w:r>
     </w:p>
     <w:p>
@@ -890,7 +878,7 @@
         <w:pStyle w:val="Compact"/>
       </w:pPr>
       <w:r>
-        <w:t xml:space="preserve">2024: 20k GPUh grant as P.I. of the</w:t>
+        <w:t xml:space="preserve">2024: 20k GPUh grant as PI of the</w:t>
       </w:r>
       <w:r>
         <w:t xml:space="preserve"> </w:t>
@@ -919,7 +907,7 @@
         <w:t xml:space="preserve"> </w:t>
       </w:r>
       <w:r>
-        <w:t xml:space="preserve">for the Leonardo supercomputer</w:t>
+        <w:t xml:space="preserve">for CINECA’s Leonardo supercomputer</w:t>
       </w:r>
     </w:p>
     <w:p>
@@ -931,7 +919,7 @@
         <w:pStyle w:val="Compact"/>
       </w:pPr>
       <w:r>
-        <w:t xml:space="preserve">2023: 23333 CPUh grant as P.I. of the</w:t>
+        <w:t xml:space="preserve">2023: 23333 CPUh grant as PI of the</w:t>
       </w:r>
       <w:r>
         <w:t xml:space="preserve"> </w:t>
@@ -960,7 +948,7 @@
         <w:t xml:space="preserve"> </w:t>
       </w:r>
       <w:r>
-        <w:t xml:space="preserve">for the G100 supercomputer</w:t>
+        <w:t xml:space="preserve">for CINECA’s G100 supercomputer</w:t>
       </w:r>
     </w:p>
     <w:p>
@@ -1018,7 +1006,7 @@
         <w:pStyle w:val="Compact"/>
       </w:pPr>
       <w:r>
-        <w:t xml:space="preserve">Role: Proponent and Head of Organization. I oversaw the entire organizational cycle: format design, selection of interdisciplinary topics, research and involvement of 15+ high-profile experts, logistics management, communication, and feedback analysis through questionnaires.</w:t>
+        <w:t xml:space="preserve">Role: Proponent and Head of Organization. I oversaw the entire organization cycle: format design, selection of interdisciplinary topics, research and involvement of 15+ high-profile experts, logistics management, communication, and feedback analysis through questionnaires.</w:t>
       </w:r>
     </w:p>
     <w:p>
@@ -1582,7 +1570,7 @@
         <w:pStyle w:val="Compact"/>
       </w:pPr>
       <w:r>
-        <w:t xml:space="preserve">2025: Talk for the book presentation "L’atomica e le responsabilità della scienza, organized by L’Asino d’oro Edizioni at Libreria Spazio Sette, Rome.</w:t>
+        <w:t xml:space="preserve">2025: Talk for the book presentation "L’atomica e le responsabilità della scienza, organized by L’Asino d’oro Edizioni at Libreria Spazio Sette, Rome</w:t>
       </w:r>
     </w:p>
     <w:p>
@@ -1608,40 +1596,45 @@
       <w:r>
         <w:t xml:space="preserve"> </w:t>
       </w:r>
+      <w:r>
+        <w:t xml:space="preserve">“</w:t>
+      </w:r>
+      <w:r>
+        <w:t xml:space="preserve">STudy to transfORM</w:t>
+      </w:r>
+      <w:r>
+        <w:t xml:space="preserve">”</w:t>
+      </w:r>
+      <w:r>
+        <w:t xml:space="preserve"> </w:t>
+      </w:r>
+      <w:r>
+        <w:t xml:space="preserve">(ST.ORM) (</w:t>
+      </w:r>
       <w:hyperlink r:id="rId57">
         <w:r>
           <w:rPr>
             <w:rStyle w:val="Hyperlink"/>
           </w:rPr>
-          <w:t xml:space="preserve">“</w:t>
-        </w:r>
-        <w:r>
-          <w:rPr>
-            <w:rStyle w:val="Hyperlink"/>
-          </w:rPr>
-          <w:t xml:space="preserve">STudy to transfORM</w:t>
-        </w:r>
-        <w:r>
-          <w:rPr>
-            <w:rStyle w:val="Hyperlink"/>
-          </w:rPr>
-          <w:t xml:space="preserve">”</w:t>
-        </w:r>
-        <w:r>
-          <w:rPr>
-            <w:rStyle w:val="Hyperlink"/>
-          </w:rPr>
-          <w:t xml:space="preserve"> </w:t>
-        </w:r>
-        <w:r>
-          <w:rPr>
-            <w:rStyle w:val="Hyperlink"/>
-          </w:rPr>
-          <w:t xml:space="preserve">(ST.ORM)</w:t>
+          <w:t xml:space="preserve">website</w:t>
         </w:r>
       </w:hyperlink>
       <w:r>
-        <w:t xml:space="preserve">, a nonprofit organization whose educational projects currently span across Italy, Kenya and Tanzania.</w:t>
+        <w:t xml:space="preserve">,</w:t>
+      </w:r>
+      <w:r>
+        <w:t xml:space="preserve"> </w:t>
+      </w:r>
+      <w:hyperlink r:id="rId58">
+        <w:r>
+          <w:rPr>
+            <w:rStyle w:val="Hyperlink"/>
+          </w:rPr>
+          <w:t xml:space="preserve">Instagram</w:t>
+        </w:r>
+      </w:hyperlink>
+      <w:r>
+        <w:t xml:space="preserve">), a nonprofit organization whose educational projects currently span across Italy, Kenya and Tanzania</w:t>
       </w:r>
     </w:p>
     <w:p>
@@ -1657,7 +1650,7 @@
       <w:r>
         <w:t xml:space="preserve"> </w:t>
       </w:r>
-      <w:hyperlink r:id="rId58">
+      <w:hyperlink r:id="rId59">
         <w:r>
           <w:rPr>
             <w:rStyle w:val="Hyperlink"/>
@@ -1681,18 +1674,18 @@
         <w:t xml:space="preserve"> </w:t>
       </w:r>
       <w:r>
-        <w:t xml:space="preserve">in Rome.</w:t>
+        <w:t xml:space="preserve">in Rome</w:t>
       </w:r>
     </w:p>
     <w:p>
       <w:pPr>
         <w:pStyle w:val="Heading2"/>
       </w:pPr>
-      <w:bookmarkStart w:id="59" w:name="personal-skills"/>
+      <w:bookmarkStart w:id="60" w:name="personal-skills"/>
       <w:r>
         <w:t xml:space="preserve">Personal skills</w:t>
       </w:r>
-      <w:bookmarkEnd w:id="59"/>
+      <w:bookmarkEnd w:id="60"/>
     </w:p>
     <w:p>
       <w:pPr>

--- a/output/resume-.docx
+++ b/output/resume-.docx
@@ -154,7 +154,19 @@
         <w:pStyle w:val="Compact"/>
       </w:pPr>
       <w:r>
-        <w:t xml:space="preserve">2022 - 2026: Ph.D. in Physics, XXXVIII ciclo, ottimo con lode (maximum grade with honors), Sapienza University of Rome.</w:t>
+        <w:t xml:space="preserve">2022 - 2026:</w:t>
+      </w:r>
+      <w:r>
+        <w:t xml:space="preserve"> </w:t>
+      </w:r>
+      <w:r>
+        <w:rPr>
+          <w:b/>
+        </w:rPr>
+        <w:t xml:space="preserve">Ph.D. in Physics</w:t>
+      </w:r>
+      <w:r>
+        <w:t xml:space="preserve">, XXXVIII ciclo, ottimo con lode (maximum grade with honors), Sapienza University of Rome.</w:t>
       </w:r>
     </w:p>
     <w:p>
@@ -205,7 +217,19 @@
         <w:pStyle w:val="Compact"/>
       </w:pPr>
       <w:r>
-        <w:t xml:space="preserve">2020 - 2022: Master’s Degree in Physics, 110/110 e lode (maximum grade with honors), Sapienza University of Rome.</w:t>
+        <w:t xml:space="preserve">2020 - 2022:</w:t>
+      </w:r>
+      <w:r>
+        <w:t xml:space="preserve"> </w:t>
+      </w:r>
+      <w:r>
+        <w:rPr>
+          <w:b/>
+        </w:rPr>
+        <w:t xml:space="preserve">Master’s Degree in Physics</w:t>
+      </w:r>
+      <w:r>
+        <w:t xml:space="preserve">, 110/110 e lode (maximum grade with honors), Sapienza University of Rome.</w:t>
       </w:r>
     </w:p>
     <w:p>
@@ -253,7 +277,19 @@
         <w:pStyle w:val="Compact"/>
       </w:pPr>
       <w:r>
-        <w:t xml:space="preserve">2017 - 2020: Bachelor’s Degree in Physics, 110/110 e lode (maximum grade with honors), Sapienza University of Rome</w:t>
+        <w:t xml:space="preserve">2017 - 2020:</w:t>
+      </w:r>
+      <w:r>
+        <w:t xml:space="preserve"> </w:t>
+      </w:r>
+      <w:r>
+        <w:rPr>
+          <w:b/>
+        </w:rPr>
+        <w:t xml:space="preserve">Bachelor’s Degree in Physics</w:t>
+      </w:r>
+      <w:r>
+        <w:t xml:space="preserve">, 110/110 e lode (maximum grade with honors), Sapienza University of Rome</w:t>
       </w:r>
     </w:p>
     <w:p>
@@ -479,7 +515,22 @@
         <w:pStyle w:val="Compact"/>
       </w:pPr>
       <w:r>
-        <w:t xml:space="preserve">2024: Teaching Assistant for</w:t>
+        <w:t xml:space="preserve">2024:</w:t>
+      </w:r>
+      <w:r>
+        <w:t xml:space="preserve"> </w:t>
+      </w:r>
+      <w:r>
+        <w:rPr>
+          <w:b/>
+        </w:rPr>
+        <w:t xml:space="preserve">Teaching Assistant</w:t>
+      </w:r>
+      <w:r>
+        <w:t xml:space="preserve"> </w:t>
+      </w:r>
+      <w:r>
+        <w:t xml:space="preserve">for</w:t>
       </w:r>
       <w:r>
         <w:t xml:space="preserve"> </w:t>
@@ -583,7 +634,22 @@
         <w:pStyle w:val="Compact"/>
       </w:pPr>
       <w:r>
-        <w:t xml:space="preserve">2021, 2022: Student-collaboration scholarship for Scientific Programming in C (</w:t>
+        <w:t xml:space="preserve">2021, 2022:</w:t>
+      </w:r>
+      <w:r>
+        <w:t xml:space="preserve"> </w:t>
+      </w:r>
+      <w:r>
+        <w:rPr>
+          <w:b/>
+        </w:rPr>
+        <w:t xml:space="preserve">Student-collaboration scholarship</w:t>
+      </w:r>
+      <w:r>
+        <w:t xml:space="preserve"> </w:t>
+      </w:r>
+      <w:r>
+        <w:t xml:space="preserve">for Scientific Programming in C (</w:t>
       </w:r>
       <w:r>
         <w:t xml:space="preserve">“</w:t>
@@ -837,7 +903,22 @@
         <w:pStyle w:val="Compact"/>
       </w:pPr>
       <w:r>
-        <w:t xml:space="preserve">2025: 20k GPUh grant as Principal Investigator (PI) of the</w:t>
+        <w:t xml:space="preserve">2025:</w:t>
+      </w:r>
+      <w:r>
+        <w:t xml:space="preserve"> </w:t>
+      </w:r>
+      <w:r>
+        <w:rPr>
+          <w:b/>
+        </w:rPr>
+        <w:t xml:space="preserve">20k GPUh grant</w:t>
+      </w:r>
+      <w:r>
+        <w:t xml:space="preserve"> </w:t>
+      </w:r>
+      <w:r>
+        <w:t xml:space="preserve">as Principal Investigator (PI) of the</w:t>
       </w:r>
       <w:r>
         <w:t xml:space="preserve"> </w:t>
@@ -878,7 +959,22 @@
         <w:pStyle w:val="Compact"/>
       </w:pPr>
       <w:r>
-        <w:t xml:space="preserve">2024: 20k GPUh grant as PI of the</w:t>
+        <w:t xml:space="preserve">2024:</w:t>
+      </w:r>
+      <w:r>
+        <w:t xml:space="preserve"> </w:t>
+      </w:r>
+      <w:r>
+        <w:rPr>
+          <w:b/>
+        </w:rPr>
+        <w:t xml:space="preserve">20k GPUh grant</w:t>
+      </w:r>
+      <w:r>
+        <w:t xml:space="preserve"> </w:t>
+      </w:r>
+      <w:r>
+        <w:t xml:space="preserve">as PI of the</w:t>
       </w:r>
       <w:r>
         <w:t xml:space="preserve"> </w:t>
@@ -919,7 +1015,22 @@
         <w:pStyle w:val="Compact"/>
       </w:pPr>
       <w:r>
-        <w:t xml:space="preserve">2023: 23333 CPUh grant as PI of the</w:t>
+        <w:t xml:space="preserve">2023:</w:t>
+      </w:r>
+      <w:r>
+        <w:t xml:space="preserve"> </w:t>
+      </w:r>
+      <w:r>
+        <w:rPr>
+          <w:b/>
+        </w:rPr>
+        <w:t xml:space="preserve">23333 CPUh grant</w:t>
+      </w:r>
+      <w:r>
+        <w:t xml:space="preserve"> </w:t>
+      </w:r>
+      <w:r>
+        <w:t xml:space="preserve">as PI of the</w:t>
       </w:r>
       <w:r>
         <w:t xml:space="preserve"> </w:t>
@@ -970,7 +1081,19 @@
         <w:pStyle w:val="Compact"/>
       </w:pPr>
       <w:r>
-        <w:t xml:space="preserve">2025: €11k grant for the University call for Starting Third Mission initiatives, Sapienza University of Rome</w:t>
+        <w:t xml:space="preserve">2025:</w:t>
+      </w:r>
+      <w:r>
+        <w:t xml:space="preserve"> </w:t>
+      </w:r>
+      <w:r>
+        <w:rPr>
+          <w:b/>
+        </w:rPr>
+        <w:t xml:space="preserve">€11k grant for the University call for Starting Third Mission initiatives</w:t>
+      </w:r>
+      <w:r>
+        <w:t xml:space="preserve">, Sapienza University of Rome</w:t>
       </w:r>
     </w:p>
     <w:p>
@@ -1018,7 +1141,7 @@
         <w:pStyle w:val="Compact"/>
       </w:pPr>
       <w:r>
-        <w:t xml:space="preserve">Objective and implementation: The project created an open space for multidisciplinary debate in the university to address major contemporary social challenges, promoting collective involvement through four public dialogues on: 1) Man, nature, and the climate crisis; 2) Science, women, and rights; 3) Human language and artificial intelligence; 4) Research and imagination in art and science.</w:t>
+        <w:t xml:space="preserve">Objective and implementation: The project created an open space for multidisciplinary debate in the university to address major contemporary social challenges, promoting collective involvement through four public dialogues on: 1) Climate crisis and human-nature relationship; 2) Science, women, and rights; 3) Human language and artificial intelligence; 4) Research and imagination in art and science.</w:t>
       </w:r>
     </w:p>
     <w:p>
@@ -1142,7 +1265,22 @@
         <w:pStyle w:val="Compact"/>
       </w:pPr>
       <w:r>
-        <w:t xml:space="preserve">2024: Poster presentation at</w:t>
+        <w:t xml:space="preserve">2024:</w:t>
+      </w:r>
+      <w:r>
+        <w:t xml:space="preserve"> </w:t>
+      </w:r>
+      <w:r>
+        <w:rPr>
+          <w:b/>
+        </w:rPr>
+        <w:t xml:space="preserve">Poster</w:t>
+      </w:r>
+      <w:r>
+        <w:t xml:space="preserve"> </w:t>
+      </w:r>
+      <w:r>
+        <w:t xml:space="preserve">presentation at</w:t>
       </w:r>
       <w:r>
         <w:t xml:space="preserve"> </w:t>
@@ -1209,7 +1347,22 @@
         <w:pStyle w:val="Compact"/>
       </w:pPr>
       <w:r>
-        <w:t xml:space="preserve">2024: 10’ talk at the worskshop</w:t>
+        <w:t xml:space="preserve">2024:</w:t>
+      </w:r>
+      <w:r>
+        <w:t xml:space="preserve"> </w:t>
+      </w:r>
+      <w:r>
+        <w:rPr>
+          <w:b/>
+        </w:rPr>
+        <w:t xml:space="preserve">10’ talk</w:t>
+      </w:r>
+      <w:r>
+        <w:t xml:space="preserve"> </w:t>
+      </w:r>
+      <w:r>
+        <w:t xml:space="preserve">at the worskshop</w:t>
       </w:r>
       <w:r>
         <w:t xml:space="preserve"> </w:t>
@@ -1280,7 +1433,22 @@
         <w:pStyle w:val="Compact"/>
       </w:pPr>
       <w:r>
-        <w:t xml:space="preserve">2023: 20’ PhD Journal club seminar of the Physics Department, Sapienza University of Rome</w:t>
+        <w:t xml:space="preserve">2023:</w:t>
+      </w:r>
+      <w:r>
+        <w:t xml:space="preserve"> </w:t>
+      </w:r>
+      <w:r>
+        <w:rPr>
+          <w:b/>
+        </w:rPr>
+        <w:t xml:space="preserve">20’ talk</w:t>
+      </w:r>
+      <w:r>
+        <w:t xml:space="preserve"> </w:t>
+      </w:r>
+      <w:r>
+        <w:t xml:space="preserve">at the PhD Journal club seminar of the Physics Department, Sapienza University of Rome</w:t>
       </w:r>
     </w:p>
     <w:p>

--- a/output/resume-.docx
+++ b/output/resume-.docx
@@ -372,42 +372,41 @@
         </w:numPr>
         <w:pStyle w:val="Compact"/>
       </w:pPr>
+      <w:r>
+        <w:t xml:space="preserve">F. Giuliani, F. G. Mattioli, Y. Chen, D. Baratella, D. Dragoni, M. Bernasconi, J. Russo, L. Boeri &amp; R. Mazzarello,</w:t>
+      </w:r>
+      <w:r>
+        <w:t xml:space="preserve"> </w:t>
+      </w:r>
+      <w:r>
+        <w:t xml:space="preserve">“</w:t>
+      </w:r>
+      <w:r>
+        <w:t xml:space="preserve">Liquid anomalies and fragility of supercooled antimony</w:t>
+      </w:r>
+      <w:r>
+        <w:t xml:space="preserve">”</w:t>
+      </w:r>
+      <w:r>
+        <w:t xml:space="preserve">, PNAS U.S.A. 123 (12) e2531605123, DOI: 10.1073/pnas.2531605123 (2026)</w:t>
+      </w:r>
+      <w:r>
+        <w:t xml:space="preserve"> </w:t>
+      </w:r>
       <w:hyperlink r:id="rId30">
         <w:r>
           <w:rPr>
             <w:rStyle w:val="Hyperlink"/>
           </w:rPr>
-          <w:t xml:space="preserve">F. Giuliani, F. G. Mattioli, Y. Chen, D. Baratella, D. Dragoni, M. Bernasconi, J. Russo, L. Boeri &amp; R. Mazzarello,</w:t>
-        </w:r>
-        <w:r>
-          <w:rPr>
-            <w:rStyle w:val="Hyperlink"/>
-          </w:rPr>
-          <w:t xml:space="preserve"> </w:t>
-        </w:r>
-        <w:r>
-          <w:rPr>
-            <w:rStyle w:val="Hyperlink"/>
-          </w:rPr>
-          <w:t xml:space="preserve">“</w:t>
-        </w:r>
-        <w:r>
-          <w:rPr>
-            <w:rStyle w:val="Hyperlink"/>
-          </w:rPr>
-          <w:t xml:space="preserve">Liquid anomalies and fragility of supercooled antimony</w:t>
-        </w:r>
-        <w:r>
-          <w:rPr>
-            <w:rStyle w:val="Hyperlink"/>
-          </w:rPr>
-          <w:t xml:space="preserve">”</w:t>
-        </w:r>
-        <w:r>
-          <w:rPr>
-            <w:rStyle w:val="Hyperlink"/>
-          </w:rPr>
-          <w:t xml:space="preserve">, PNAS U.S.A. 123 (12) e2531605123, DOI: 10.1073/pnas.2531605123 (2026)</w:t>
+          <w:t xml:space="preserve">[article]</w:t>
+        </w:r>
+      </w:hyperlink>
+      <w:hyperlink r:id="rId31">
+        <w:r>
+          <w:rPr>
+            <w:rStyle w:val="Hyperlink"/>
+          </w:rPr>
+          <w:t xml:space="preserve">[preprint]</w:t>
         </w:r>
       </w:hyperlink>
     </w:p>
@@ -419,80 +418,57 @@
         </w:numPr>
         <w:pStyle w:val="Compact"/>
       </w:pPr>
-      <w:hyperlink r:id="rId31">
-        <w:r>
-          <w:rPr>
-            <w:rStyle w:val="Hyperlink"/>
-          </w:rPr>
-          <w:t xml:space="preserve">S. Ritarossi, R. Piombo, F. Giuliani, D. Dragoni, M. Bernasconi, R. Mazzarello,</w:t>
-        </w:r>
-        <w:r>
-          <w:rPr>
-            <w:rStyle w:val="Hyperlink"/>
-          </w:rPr>
-          <w:t xml:space="preserve"> </w:t>
-        </w:r>
-        <w:r>
-          <w:rPr>
-            <w:rStyle w:val="Hyperlink"/>
-          </w:rPr>
-          <w:t xml:space="preserve">“</w:t>
-        </w:r>
-        <w:r>
-          <w:rPr>
-            <w:rStyle w:val="Hyperlink"/>
-          </w:rPr>
-          <w:t xml:space="preserve">Phase-Change Heterostructures Based on Antimony</w:t>
-        </w:r>
-        <w:r>
-          <w:rPr>
-            <w:rStyle w:val="Hyperlink"/>
-          </w:rPr>
-          <w:t xml:space="preserve">”</w:t>
-        </w:r>
-        <w:r>
-          <w:rPr>
-            <w:rStyle w:val="Hyperlink"/>
-          </w:rPr>
-          <w:t xml:space="preserve">,</w:t>
-        </w:r>
-        <w:r>
-          <w:rPr>
-            <w:rStyle w:val="Hyperlink"/>
-          </w:rPr>
-          <w:t xml:space="preserve"> </w:t>
-        </w:r>
-        <w:r>
-          <w:rPr>
-            <w:rStyle w:val="Hyperlink"/>
-            <w:i/>
-          </w:rPr>
-          <w:t xml:space="preserve">Phys. Status Solidi RRL</w:t>
-        </w:r>
-        <w:r>
-          <w:rPr>
-            <w:rStyle w:val="Hyperlink"/>
-          </w:rPr>
-          <w:t xml:space="preserve"> </w:t>
-        </w:r>
-        <w:r>
-          <w:rPr>
-            <w:rStyle w:val="Hyperlink"/>
-            <w:b/>
-          </w:rPr>
-          <w:t xml:space="preserve">19</w:t>
-        </w:r>
-        <w:r>
-          <w:rPr>
-            <w:rStyle w:val="Hyperlink"/>
-          </w:rPr>
-          <w:t xml:space="preserve"> </w:t>
-        </w:r>
-        <w:r>
-          <w:rPr>
-            <w:rStyle w:val="Hyperlink"/>
-          </w:rPr>
-          <w:t xml:space="preserve">(7), 2500012 (2025)</w:t>
+      <w:r>
+        <w:t xml:space="preserve">S. Ritarossi, R. Piombo, F. Giuliani, D. Dragoni, M. Bernasconi, R. Mazzarello,</w:t>
+      </w:r>
+      <w:r>
+        <w:t xml:space="preserve"> </w:t>
+      </w:r>
+      <w:r>
+        <w:t xml:space="preserve">“</w:t>
+      </w:r>
+      <w:r>
+        <w:t xml:space="preserve">Phase-Change Heterostructures Based on Antimony</w:t>
+      </w:r>
+      <w:r>
+        <w:t xml:space="preserve">”</w:t>
+      </w:r>
+      <w:r>
+        <w:t xml:space="preserve">,</w:t>
+      </w:r>
+      <w:r>
+        <w:t xml:space="preserve"> </w:t>
+      </w:r>
+      <w:r>
+        <w:rPr>
+          <w:i/>
+        </w:rPr>
+        <w:t xml:space="preserve">Phys. Status Solidi RRL</w:t>
+      </w:r>
+      <w:r>
+        <w:t xml:space="preserve"> </w:t>
+      </w:r>
+      <w:r>
+        <w:rPr>
+          <w:b/>
+        </w:rPr>
+        <w:t xml:space="preserve">19</w:t>
+      </w:r>
+      <w:r>
+        <w:t xml:space="preserve"> </w:t>
+      </w:r>
+      <w:r>
+        <w:t xml:space="preserve">(7), 2500012 (2025)</w:t>
+      </w:r>
+      <w:r>
+        <w:t xml:space="preserve"> </w:t>
+      </w:r>
+      <w:hyperlink r:id="rId32">
+        <w:r>
+          <w:rPr>
+            <w:rStyle w:val="Hyperlink"/>
+          </w:rPr>
+          <w:t xml:space="preserve">[article]</w:t>
         </w:r>
       </w:hyperlink>
     </w:p>
@@ -500,11 +476,11 @@
       <w:pPr>
         <w:pStyle w:val="Heading2"/>
       </w:pPr>
-      <w:bookmarkStart w:id="32" w:name="teaching"/>
+      <w:bookmarkStart w:id="33" w:name="teaching"/>
       <w:r>
         <w:t xml:space="preserve">Teaching</w:t>
       </w:r>
-      <w:bookmarkEnd w:id="32"/>
+      <w:bookmarkEnd w:id="33"/>
     </w:p>
     <w:p>
       <w:pPr>
@@ -568,7 +544,7 @@
       <w:r>
         <w:t xml:space="preserve"> </w:t>
       </w:r>
-      <w:hyperlink r:id="rId33">
+      <w:hyperlink r:id="rId34">
         <w:r>
           <w:rPr>
             <w:rStyle w:val="Hyperlink"/>
@@ -668,11 +644,11 @@
       <w:pPr>
         <w:pStyle w:val="Heading2"/>
       </w:pPr>
-      <w:bookmarkStart w:id="34" w:name="X881112787f4e4e86c5788d123653f8f85dd0849"/>
+      <w:bookmarkStart w:id="35" w:name="X881112787f4e4e86c5788d123653f8f85dd0849"/>
       <w:r>
         <w:t xml:space="preserve">Certified advanced and soft-skill courses</w:t>
       </w:r>
-      <w:bookmarkEnd w:id="34"/>
+      <w:bookmarkEnd w:id="35"/>
     </w:p>
     <w:p>
       <w:pPr>
@@ -688,7 +664,7 @@
       <w:r>
         <w:t xml:space="preserve"> </w:t>
       </w:r>
-      <w:hyperlink r:id="rId35">
+      <w:hyperlink r:id="rId36">
         <w:r>
           <w:rPr>
             <w:rStyle w:val="Hyperlink"/>
@@ -878,21 +854,21 @@
       <w:pPr>
         <w:pStyle w:val="Heading2"/>
       </w:pPr>
-      <w:bookmarkStart w:id="36" w:name="grants"/>
+      <w:bookmarkStart w:id="37" w:name="grants"/>
       <w:r>
         <w:t xml:space="preserve">Grants</w:t>
       </w:r>
-      <w:bookmarkEnd w:id="36"/>
+      <w:bookmarkEnd w:id="37"/>
     </w:p>
     <w:p>
       <w:pPr>
         <w:pStyle w:val="Heading3"/>
       </w:pPr>
-      <w:bookmarkStart w:id="37" w:name="high-performance-computing-hpc-resources"/>
+      <w:bookmarkStart w:id="38" w:name="high-performance-computing-hpc-resources"/>
       <w:r>
         <w:t xml:space="preserve">High-Performance Computing (HPC) resources</w:t>
       </w:r>
-      <w:bookmarkEnd w:id="37"/>
+      <w:bookmarkEnd w:id="38"/>
     </w:p>
     <w:p>
       <w:pPr>
@@ -923,7 +899,7 @@
       <w:r>
         <w:t xml:space="preserve"> </w:t>
       </w:r>
-      <w:hyperlink r:id="rId38">
+      <w:hyperlink r:id="rId39">
         <w:r>
           <w:rPr>
             <w:rStyle w:val="Hyperlink"/>
@@ -979,7 +955,7 @@
       <w:r>
         <w:t xml:space="preserve"> </w:t>
       </w:r>
-      <w:hyperlink r:id="rId38">
+      <w:hyperlink r:id="rId39">
         <w:r>
           <w:rPr>
             <w:rStyle w:val="Hyperlink"/>
@@ -1035,7 +1011,7 @@
       <w:r>
         <w:t xml:space="preserve"> </w:t>
       </w:r>
-      <w:hyperlink r:id="rId38">
+      <w:hyperlink r:id="rId39">
         <w:r>
           <w:rPr>
             <w:rStyle w:val="Hyperlink"/>
@@ -1066,11 +1042,11 @@
       <w:pPr>
         <w:pStyle w:val="Heading3"/>
       </w:pPr>
-      <w:bookmarkStart w:id="39" w:name="other-grants"/>
+      <w:bookmarkStart w:id="40" w:name="other-grants"/>
       <w:r>
         <w:t xml:space="preserve">Other grants</w:t>
       </w:r>
-      <w:bookmarkEnd w:id="39"/>
+      <w:bookmarkEnd w:id="40"/>
     </w:p>
     <w:p>
       <w:pPr>
@@ -1110,7 +1086,7 @@
       <w:r>
         <w:t xml:space="preserve"> </w:t>
       </w:r>
-      <w:hyperlink r:id="rId40">
+      <w:hyperlink r:id="rId41">
         <w:r>
           <w:rPr>
             <w:rStyle w:val="Hyperlink"/>
@@ -1148,11 +1124,11 @@
       <w:pPr>
         <w:pStyle w:val="Heading2"/>
       </w:pPr>
-      <w:bookmarkStart w:id="41" w:name="awards"/>
+      <w:bookmarkStart w:id="42" w:name="awards"/>
       <w:r>
         <w:t xml:space="preserve">Awards</w:t>
       </w:r>
-      <w:bookmarkEnd w:id="41"/>
+      <w:bookmarkEnd w:id="42"/>
     </w:p>
     <w:p>
       <w:pPr>
@@ -1168,7 +1144,7 @@
       <w:r>
         <w:t xml:space="preserve"> </w:t>
       </w:r>
-      <w:hyperlink r:id="rId42">
+      <w:hyperlink r:id="rId43">
         <w:r>
           <w:rPr>
             <w:rStyle w:val="Hyperlink"/>
@@ -1209,7 +1185,7 @@
       <w:r>
         <w:t xml:space="preserve"> </w:t>
       </w:r>
-      <w:hyperlink r:id="rId42">
+      <w:hyperlink r:id="rId43">
         <w:r>
           <w:rPr>
             <w:rStyle w:val="Hyperlink"/>
@@ -1240,21 +1216,21 @@
       <w:pPr>
         <w:pStyle w:val="Heading2"/>
       </w:pPr>
-      <w:bookmarkStart w:id="43" w:name="conferences-seminars"/>
+      <w:bookmarkStart w:id="44" w:name="conferences-seminars"/>
       <w:r>
         <w:t xml:space="preserve">Conferences &amp; seminars</w:t>
       </w:r>
-      <w:bookmarkEnd w:id="43"/>
+      <w:bookmarkEnd w:id="44"/>
     </w:p>
     <w:p>
       <w:pPr>
         <w:pStyle w:val="Heading3"/>
       </w:pPr>
-      <w:bookmarkStart w:id="44" w:name="contributions"/>
+      <w:bookmarkStart w:id="45" w:name="contributions"/>
       <w:r>
         <w:t xml:space="preserve">Contributions</w:t>
       </w:r>
-      <w:bookmarkEnd w:id="44"/>
+      <w:bookmarkEnd w:id="45"/>
     </w:p>
     <w:p>
       <w:pPr>
@@ -1285,7 +1261,7 @@
       <w:r>
         <w:t xml:space="preserve"> </w:t>
       </w:r>
-      <w:hyperlink r:id="rId45">
+      <w:hyperlink r:id="rId46">
         <w:r>
           <w:rPr>
             <w:rStyle w:val="Hyperlink"/>
@@ -1329,7 +1305,7 @@
         </w:numPr>
         <w:pStyle w:val="Compact"/>
       </w:pPr>
-      <w:hyperlink r:id="rId46">
+      <w:hyperlink r:id="rId47">
         <w:r>
           <w:rPr>
             <w:rStyle w:val="Hyperlink"/>
@@ -1388,7 +1364,7 @@
         </w:numPr>
         <w:pStyle w:val="Compact"/>
       </w:pPr>
-      <w:hyperlink r:id="rId47">
+      <w:hyperlink r:id="rId48">
         <w:r>
           <w:rPr>
             <w:rStyle w:val="Hyperlink"/>
@@ -1459,7 +1435,7 @@
         </w:numPr>
         <w:pStyle w:val="Compact"/>
       </w:pPr>
-      <w:hyperlink r:id="rId48">
+      <w:hyperlink r:id="rId49">
         <w:r>
           <w:rPr>
             <w:rStyle w:val="Hyperlink"/>
@@ -1496,11 +1472,11 @@
       <w:pPr>
         <w:pStyle w:val="Heading3"/>
       </w:pPr>
-      <w:bookmarkStart w:id="49" w:name="participant"/>
+      <w:bookmarkStart w:id="50" w:name="participant"/>
       <w:r>
         <w:t xml:space="preserve">Participant</w:t>
       </w:r>
-      <w:bookmarkEnd w:id="49"/>
+      <w:bookmarkEnd w:id="50"/>
     </w:p>
     <w:p>
       <w:pPr>
@@ -1516,7 +1492,7 @@
       <w:r>
         <w:t xml:space="preserve"> </w:t>
       </w:r>
-      <w:hyperlink r:id="rId50">
+      <w:hyperlink r:id="rId51">
         <w:r>
           <w:rPr>
             <w:rStyle w:val="Hyperlink"/>
@@ -1566,7 +1542,7 @@
       <w:r>
         <w:t xml:space="preserve"> </w:t>
       </w:r>
-      <w:hyperlink r:id="rId51">
+      <w:hyperlink r:id="rId52">
         <w:r>
           <w:rPr>
             <w:rStyle w:val="Hyperlink"/>
@@ -1592,7 +1568,7 @@
       <w:r>
         <w:t xml:space="preserve"> </w:t>
       </w:r>
-      <w:hyperlink r:id="rId52">
+      <w:hyperlink r:id="rId53">
         <w:r>
           <w:rPr>
             <w:rStyle w:val="Hyperlink"/>
@@ -1642,7 +1618,7 @@
       <w:r>
         <w:t xml:space="preserve"> </w:t>
       </w:r>
-      <w:hyperlink r:id="rId53">
+      <w:hyperlink r:id="rId54">
         <w:r>
           <w:rPr>
             <w:rStyle w:val="Hyperlink"/>
@@ -1695,7 +1671,7 @@
       <w:r>
         <w:t xml:space="preserve"> </w:t>
       </w:r>
-      <w:hyperlink r:id="rId54">
+      <w:hyperlink r:id="rId55">
         <w:r>
           <w:rPr>
             <w:rStyle w:val="Hyperlink"/>
@@ -1723,11 +1699,11 @@
       <w:pPr>
         <w:pStyle w:val="Heading2"/>
       </w:pPr>
-      <w:bookmarkStart w:id="55" w:name="X0f5724b02e0648b00ddc12123cdb0478c7cd7f1"/>
+      <w:bookmarkStart w:id="56" w:name="X0f5724b02e0648b00ddc12123cdb0478c7cd7f1"/>
       <w:r>
         <w:t xml:space="preserve">Scientific communication for a broad audience</w:t>
       </w:r>
-      <w:bookmarkEnd w:id="55"/>
+      <w:bookmarkEnd w:id="56"/>
     </w:p>
     <w:p>
       <w:pPr>
@@ -1745,11 +1721,11 @@
       <w:pPr>
         <w:pStyle w:val="Heading2"/>
       </w:pPr>
-      <w:bookmarkStart w:id="56" w:name="volunteering"/>
+      <w:bookmarkStart w:id="57" w:name="volunteering"/>
       <w:r>
         <w:t xml:space="preserve">Volunteering</w:t>
       </w:r>
-      <w:bookmarkEnd w:id="56"/>
+      <w:bookmarkEnd w:id="57"/>
     </w:p>
     <w:p>
       <w:pPr>
@@ -1779,7 +1755,7 @@
       <w:r>
         <w:t xml:space="preserve">(ST.ORM) (</w:t>
       </w:r>
-      <w:hyperlink r:id="rId57">
+      <w:hyperlink r:id="rId58">
         <w:r>
           <w:rPr>
             <w:rStyle w:val="Hyperlink"/>
@@ -1793,7 +1769,7 @@
       <w:r>
         <w:t xml:space="preserve"> </w:t>
       </w:r>
-      <w:hyperlink r:id="rId58">
+      <w:hyperlink r:id="rId59">
         <w:r>
           <w:rPr>
             <w:rStyle w:val="Hyperlink"/>
@@ -1818,7 +1794,7 @@
       <w:r>
         <w:t xml:space="preserve"> </w:t>
       </w:r>
-      <w:hyperlink r:id="rId59">
+      <w:hyperlink r:id="rId60">
         <w:r>
           <w:rPr>
             <w:rStyle w:val="Hyperlink"/>
@@ -1849,11 +1825,11 @@
       <w:pPr>
         <w:pStyle w:val="Heading2"/>
       </w:pPr>
-      <w:bookmarkStart w:id="60" w:name="personal-skills"/>
+      <w:bookmarkStart w:id="61" w:name="personal-skills"/>
       <w:r>
         <w:t xml:space="preserve">Personal skills</w:t>
       </w:r>
-      <w:bookmarkEnd w:id="60"/>
+      <w:bookmarkEnd w:id="61"/>
     </w:p>
     <w:p>
       <w:pPr>

--- a/output/resume-.docx
+++ b/output/resume-.docx
@@ -697,7 +697,7 @@
         <w:pStyle w:val="Compact"/>
       </w:pPr>
       <w:r>
-        <w:t xml:space="preserve">2022 - 2023: Within my Ph.D. education, Sapienza University of Rome</w:t>
+        <w:t xml:space="preserve">2022 - 2023: Within my Ph.D. education, Sapienza University of Rome:</w:t>
       </w:r>
     </w:p>
     <w:p>
@@ -1825,9 +1825,9 @@
       <w:pPr>
         <w:pStyle w:val="Heading2"/>
       </w:pPr>
-      <w:bookmarkStart w:id="61" w:name="personal-skills"/>
-      <w:r>
-        <w:t xml:space="preserve">Personal skills</w:t>
+      <w:bookmarkStart w:id="61" w:name="other"/>
+      <w:r>
+        <w:t xml:space="preserve">Other</w:t>
       </w:r>
       <w:bookmarkEnd w:id="61"/>
     </w:p>
